--- a/downloads/documents/04 Units/Unit 06 - Food Systems and Production - From Farm to Table/Lesson 06.10 - Global Foods One Dish Three Cultures.docx
+++ b/downloads/documents/04 Units/Unit 06 - Food Systems and Production - From Farm to Table/Lesson 06.10 - Global Foods One Dish Three Cultures.docx
@@ -473,7 +473,7 @@
         <w:t xml:space="preserve">Vocabulary 06.md</w:t>
       </w:r>
       <w:r>
-        <w:t xml:space="preserve">) for Turkish, Portuguese, and Spanish.</w:t>
+        <w:t xml:space="preserve">) for Spanish.</w:t>
       </w:r>
     </w:p>
     <w:p>
@@ -1583,7 +1583,7 @@
         <w:pStyle w:val="Compact"/>
       </w:pPr>
       <w:r>
-        <w:t xml:space="preserve">ELL: every dish on the slides has a photo and a one-line caption; the research card is a form with five boxes, not an essay; the five factors are icons with one word each; cuisine, staple, dough, filling, and flatbread are on the vocabulary card in Turkish, Portuguese, and Spanish (see</w:t>
+        <w:t xml:space="preserve">ELL: every dish on the slides has a photo and a one-line caption; the research card is a form with five boxes, not an essay; the five factors are icons with one word each; cuisine, staple, dough, filling, and flatbread are on the vocabulary card in Spanish (see</w:t>
       </w:r>
       <w:r>
         <w:t xml:space="preserve"> </w:t>
